--- a/templates/custom-reference.docx
+++ b/templates/custom-reference.docx
@@ -212,7 +212,6 @@
             <w:pPr>
               <w:pStyle w:val="Compact"/>
             </w:pPr>
-            <w:bookmarkStart w:id="9" w:name="_GoBack"/>
             <w:r>
               <w:t>Table</w:t>
             </w:r>
@@ -261,7 +260,6 @@
         </w:tc>
       </w:tr>
     </w:tbl>
-    <w:bookmarkEnd w:id="9"/>
     <w:p>
       <w:pPr>
         <w:pStyle w:val="ImageCaption"/>
@@ -381,6 +379,8 @@
       <w:r>
         <w:t>Footnote Block Text</w:t>
       </w:r>
+      <w:bookmarkStart w:id="9" w:name="_GoBack"/>
+      <w:bookmarkEnd w:id="9"/>
     </w:p>
   </w:footnote>
 </w:footnotes>
@@ -569,7 +569,7 @@
   <w:abstractNum w:abstractNumId="0" w15:restartNumberingAfterBreak="0">
     <w:nsid w:val="FFFFFF7C"/>
     <w:multiLevelType w:val="singleLevel"/>
-    <w:tmpl w:val="E820B8EC"/>
+    <w:tmpl w:val="0B727CD0"/>
     <w:lvl w:ilvl="0">
       <w:start w:val="1"/>
       <w:numFmt w:val="decimal"/>
@@ -586,7 +586,7 @@
   <w:abstractNum w:abstractNumId="1" w15:restartNumberingAfterBreak="0">
     <w:nsid w:val="FFFFFF7D"/>
     <w:multiLevelType w:val="singleLevel"/>
-    <w:tmpl w:val="E744E14A"/>
+    <w:tmpl w:val="99AA8B10"/>
     <w:lvl w:ilvl="0">
       <w:start w:val="1"/>
       <w:numFmt w:val="decimal"/>
@@ -603,7 +603,7 @@
   <w:abstractNum w:abstractNumId="2" w15:restartNumberingAfterBreak="0">
     <w:nsid w:val="FFFFFF7E"/>
     <w:multiLevelType w:val="singleLevel"/>
-    <w:tmpl w:val="743CB55A"/>
+    <w:tmpl w:val="6F86E404"/>
     <w:lvl w:ilvl="0">
       <w:start w:val="1"/>
       <w:numFmt w:val="decimal"/>
@@ -620,7 +620,7 @@
   <w:abstractNum w:abstractNumId="3" w15:restartNumberingAfterBreak="0">
     <w:nsid w:val="FFFFFF7F"/>
     <w:multiLevelType w:val="singleLevel"/>
-    <w:tmpl w:val="E4E851C0"/>
+    <w:tmpl w:val="FA20577A"/>
     <w:lvl w:ilvl="0">
       <w:start w:val="1"/>
       <w:numFmt w:val="decimal"/>
@@ -637,7 +637,7 @@
   <w:abstractNum w:abstractNumId="4" w15:restartNumberingAfterBreak="0">
     <w:nsid w:val="FFFFFF80"/>
     <w:multiLevelType w:val="singleLevel"/>
-    <w:tmpl w:val="A2566776"/>
+    <w:tmpl w:val="862E066A"/>
     <w:lvl w:ilvl="0">
       <w:start w:val="1"/>
       <w:numFmt w:val="bullet"/>
@@ -657,7 +657,7 @@
   <w:abstractNum w:abstractNumId="5" w15:restartNumberingAfterBreak="0">
     <w:nsid w:val="FFFFFF81"/>
     <w:multiLevelType w:val="singleLevel"/>
-    <w:tmpl w:val="A506455E"/>
+    <w:tmpl w:val="66A07B2E"/>
     <w:lvl w:ilvl="0">
       <w:start w:val="1"/>
       <w:numFmt w:val="bullet"/>
@@ -677,7 +677,7 @@
   <w:abstractNum w:abstractNumId="6" w15:restartNumberingAfterBreak="0">
     <w:nsid w:val="FFFFFF82"/>
     <w:multiLevelType w:val="singleLevel"/>
-    <w:tmpl w:val="889AFC3E"/>
+    <w:tmpl w:val="F8D23DAA"/>
     <w:lvl w:ilvl="0">
       <w:start w:val="1"/>
       <w:numFmt w:val="bullet"/>
@@ -697,7 +697,7 @@
   <w:abstractNum w:abstractNumId="7" w15:restartNumberingAfterBreak="0">
     <w:nsid w:val="FFFFFF83"/>
     <w:multiLevelType w:val="singleLevel"/>
-    <w:tmpl w:val="6E1C8F8C"/>
+    <w:tmpl w:val="FE84906C"/>
     <w:lvl w:ilvl="0">
       <w:start w:val="1"/>
       <w:numFmt w:val="bullet"/>
@@ -717,7 +717,7 @@
   <w:abstractNum w:abstractNumId="8" w15:restartNumberingAfterBreak="0">
     <w:nsid w:val="FFFFFF88"/>
     <w:multiLevelType w:val="singleLevel"/>
-    <w:tmpl w:val="8196E94C"/>
+    <w:tmpl w:val="7AD81F14"/>
     <w:lvl w:ilvl="0">
       <w:start w:val="1"/>
       <w:numFmt w:val="decimal"/>
@@ -734,7 +734,7 @@
   <w:abstractNum w:abstractNumId="9" w15:restartNumberingAfterBreak="0">
     <w:nsid w:val="FFFFFF89"/>
     <w:multiLevelType w:val="singleLevel"/>
-    <w:tmpl w:val="7CFA196C"/>
+    <w:tmpl w:val="0988EEEE"/>
     <w:lvl w:ilvl="0">
       <w:start w:val="1"/>
       <w:numFmt w:val="bullet"/>
@@ -1814,15 +1814,19 @@
     <w:name w:val="Body Text"/>
     <w:basedOn w:val="Normal"/>
     <w:link w:val="BodyTextChar"/>
+    <w:autoRedefine/>
     <w:qFormat/>
+    <w:rsid w:val="003E6BBB"/>
     <w:pPr>
       <w:spacing w:before="180" w:after="180"/>
+      <w:jc w:val="both"/>
     </w:pPr>
   </w:style>
   <w:style w:type="paragraph" w:customStyle="1" w:styleId="FirstParagraph">
     <w:name w:val="First Paragraph"/>
     <w:basedOn w:val="BodyText"/>
     <w:next w:val="BodyText"/>
+    <w:autoRedefine/>
     <w:qFormat/>
   </w:style>
   <w:style w:type="paragraph" w:customStyle="1" w:styleId="Compact">
@@ -2750,7 +2754,29 @@
     <w:name w:val="Body Text Char"/>
     <w:basedOn w:val="DefaultParagraphFont"/>
     <w:link w:val="BodyText"/>
-    <w:rsid w:val="006E4100"/>
+    <w:rsid w:val="003E6BBB"/>
+    <w:rPr>
+      <w:rFonts w:ascii="Times" w:eastAsia="Times New Roman" w:hAnsi="Times" w:cs="Times New Roman"/>
+      <w:szCs w:val="20"/>
+      <w:lang w:eastAsia="en-US"/>
+    </w:rPr>
+  </w:style>
+  <w:style w:type="paragraph" w:styleId="BodyText2">
+    <w:name w:val="Body Text 2"/>
+    <w:basedOn w:val="Normal"/>
+    <w:link w:val="BodyText2Char"/>
+    <w:autoRedefine/>
+    <w:rsid w:val="003E6BBB"/>
+    <w:pPr>
+      <w:spacing w:after="120" w:line="480" w:lineRule="auto"/>
+      <w:jc w:val="both"/>
+    </w:pPr>
+  </w:style>
+  <w:style w:type="character" w:customStyle="1" w:styleId="BodyText2Char">
+    <w:name w:val="Body Text 2 Char"/>
+    <w:basedOn w:val="DefaultParagraphFont"/>
+    <w:link w:val="BodyText2"/>
+    <w:rsid w:val="003E6BBB"/>
     <w:rPr>
       <w:rFonts w:ascii="Times" w:eastAsia="Times New Roman" w:hAnsi="Times" w:cs="Times New Roman"/>
       <w:szCs w:val="20"/>

--- a/templates/custom-reference.docx
+++ b/templates/custom-reference.docx
@@ -237,18 +237,42 @@
       </w:pPr>
       <w:r>
         <w:rPr>
-          <w:rStyle w:val="VerbatimChar"/>
+          <w:rStyle w:val="KeywordTok"/>
         </w:rPr>
-        <w:t xml:space="preserve">def sample():</w:t>
+        <w:t xml:space="preserve">def</w:t>
+      </w:r>
+      <w:r>
+        <w:rPr>
+          <w:rStyle w:val="NormalTok"/>
+        </w:rPr>
+        <w:t xml:space="preserve"> sample():</w:t>
       </w:r>
       <w:r>
         <w:br/>
       </w:r>
       <w:r>
         <w:rPr>
-          <w:rStyle w:val="VerbatimChar"/>
+          <w:rStyle w:val="NormalTok"/>
         </w:rPr>
-        <w:t xml:space="preserve">    return "code"</w:t>
+        <w:t xml:space="preserve">    </w:t>
+      </w:r>
+      <w:r>
+        <w:rPr>
+          <w:rStyle w:val="ControlFlowTok"/>
+        </w:rPr>
+        <w:t xml:space="preserve">return</w:t>
+      </w:r>
+      <w:r>
+        <w:rPr>
+          <w:rStyle w:val="NormalTok"/>
+        </w:rPr>
+        <w:t xml:space="preserve"> </w:t>
+      </w:r>
+      <w:r>
+        <w:rPr>
+          <w:rStyle w:val="StringTok"/>
+        </w:rPr>
+        <w:t xml:space="preserve">"code"</w:t>
       </w:r>
     </w:p>
     <w:p>
@@ -2006,12 +2030,11 @@
       <w:outlineLvl w:val="0"/>
     </w:pPr>
     <w:rPr>
-      <w:rFonts w:asciiTheme="majorHAnsi" w:cstheme="majorBidi" w:eastAsiaTheme="majorEastAsia" w:hAnsiTheme="majorHAnsi"/>
+      <w:rFonts w:ascii="Times New Roman" w:hAnsi="Times New Roman" w:cs="Times New Roman"/>
       <w:b/>
       <w:bCs/>
-      <w:color w:themeColor="accent1" w:themeShade="BF" w:val="365F91"/>
-      <w:sz w:val="28"/>
-      <w:szCs w:val="28"/>
+      <w:sz w:val="32"/>
+      <w:szCs w:val="32"/>
     </w:rPr>
   </w:style>
   <w:style w:styleId="Heading2" w:type="paragraph">
@@ -2030,12 +2053,11 @@
       <w:outlineLvl w:val="1"/>
     </w:pPr>
     <w:rPr>
-      <w:rFonts w:asciiTheme="majorHAnsi" w:cstheme="majorBidi" w:eastAsiaTheme="majorEastAsia" w:hAnsiTheme="majorHAnsi"/>
+      <w:rFonts w:ascii="Times New Roman" w:hAnsi="Times New Roman" w:cs="Times New Roman"/>
       <w:b/>
       <w:bCs/>
-      <w:color w:themeColor="accent1" w:val="4F81BD"/>
-      <w:sz w:val="26"/>
-      <w:szCs w:val="26"/>
+      <w:sz w:val="28"/>
+      <w:szCs w:val="28"/>
     </w:rPr>
   </w:style>
   <w:style w:styleId="Heading3" w:type="paragraph">
@@ -2054,10 +2076,11 @@
       <w:outlineLvl w:val="2"/>
     </w:pPr>
     <w:rPr>
-      <w:rFonts w:asciiTheme="majorHAnsi" w:cstheme="majorBidi" w:eastAsiaTheme="majorEastAsia" w:hAnsiTheme="majorHAnsi"/>
+      <w:rFonts w:ascii="Times New Roman" w:hAnsi="Times New Roman" w:cs="Times New Roman"/>
       <w:b/>
       <w:bCs/>
-      <w:color w:themeColor="accent1" w:val="4F81BD"/>
+      <w:sz w:val="26"/>
+      <w:szCs w:val="26"/>
     </w:rPr>
   </w:style>
   <w:style w:styleId="Heading4" w:type="paragraph">
@@ -2077,12 +2100,11 @@
       <w:outlineLvl w:val="3"/>
     </w:pPr>
     <w:rPr>
-      <w:rFonts w:asciiTheme="majorHAnsi" w:cstheme="majorBidi" w:eastAsiaTheme="majorEastAsia" w:hAnsiTheme="majorHAnsi"/>
+      <w:rFonts w:ascii="Times New Roman" w:hAnsi="Times New Roman" w:cs="Times New Roman"/>
       <w:b/>
       <w:bCs/>
-      <w:i/>
-      <w:iCs/>
-      <w:color w:themeColor="accent1" w:val="4F81BD"/>
+      <w:sz w:val="24"/>
+      <w:szCs w:val="24"/>
     </w:rPr>
   </w:style>
   <w:style w:styleId="Heading5" w:type="paragraph">
@@ -2286,12 +2308,11 @@
     <w:uiPriority w:val="9"/>
     <w:rsid w:val="00FC693F"/>
     <w:rPr>
-      <w:rFonts w:asciiTheme="majorHAnsi" w:cstheme="majorBidi" w:eastAsiaTheme="majorEastAsia" w:hAnsiTheme="majorHAnsi"/>
+      <w:rFonts w:ascii="Times New Roman" w:hAnsi="Times New Roman" w:cs="Times New Roman"/>
       <w:b/>
       <w:bCs/>
-      <w:color w:themeColor="accent1" w:themeShade="BF" w:val="365F91"/>
-      <w:sz w:val="28"/>
-      <w:szCs w:val="28"/>
+      <w:sz w:val="32"/>
+      <w:szCs w:val="32"/>
     </w:rPr>
   </w:style>
   <w:style w:customStyle="1" w:styleId="Heading2Char" w:type="character">
@@ -2301,12 +2322,11 @@
     <w:uiPriority w:val="9"/>
     <w:rsid w:val="00FC693F"/>
     <w:rPr>
-      <w:rFonts w:asciiTheme="majorHAnsi" w:cstheme="majorBidi" w:eastAsiaTheme="majorEastAsia" w:hAnsiTheme="majorHAnsi"/>
+      <w:rFonts w:ascii="Times New Roman" w:hAnsi="Times New Roman" w:cs="Times New Roman"/>
       <w:b/>
       <w:bCs/>
-      <w:color w:themeColor="accent1" w:val="4F81BD"/>
-      <w:sz w:val="26"/>
-      <w:szCs w:val="26"/>
+      <w:sz w:val="28"/>
+      <w:szCs w:val="28"/>
     </w:rPr>
   </w:style>
   <w:style w:customStyle="1" w:styleId="Heading3Char" w:type="character">
@@ -2316,10 +2336,11 @@
     <w:uiPriority w:val="9"/>
     <w:rsid w:val="00FC693F"/>
     <w:rPr>
-      <w:rFonts w:asciiTheme="majorHAnsi" w:cstheme="majorBidi" w:eastAsiaTheme="majorEastAsia" w:hAnsiTheme="majorHAnsi"/>
+      <w:rFonts w:ascii="Times New Roman" w:hAnsi="Times New Roman" w:cs="Times New Roman"/>
       <w:b/>
       <w:bCs/>
-      <w:color w:themeColor="accent1" w:val="4F81BD"/>
+      <w:sz w:val="26"/>
+      <w:szCs w:val="26"/>
     </w:rPr>
   </w:style>
   <w:style w:styleId="Title" w:type="paragraph">
@@ -2688,12 +2709,11 @@
     <w:semiHidden/>
     <w:rsid w:val="00FC693F"/>
     <w:rPr>
-      <w:rFonts w:asciiTheme="majorHAnsi" w:cstheme="majorBidi" w:eastAsiaTheme="majorEastAsia" w:hAnsiTheme="majorHAnsi"/>
+      <w:rFonts w:ascii="Times New Roman" w:hAnsi="Times New Roman" w:cs="Times New Roman"/>
       <w:b/>
       <w:bCs/>
-      <w:i/>
-      <w:iCs/>
-      <w:color w:themeColor="accent1" w:val="4F81BD"/>
+      <w:sz w:val="24"/>
+      <w:szCs w:val="24"/>
     </w:rPr>
   </w:style>
   <w:style w:customStyle="1" w:styleId="Heading5Char" w:type="character">
@@ -2781,9 +2801,9 @@
     <w:rPr>
       <w:b/>
       <w:bCs/>
-      <w:color w:themeColor="accent1" w:val="4F81BD"/>
-      <w:sz w:val="18"/>
-      <w:szCs w:val="18"/>
+      <w:color w:val="000000"/>
+      <w:sz w:val="22"/>
+      <w:szCs w:val="22"/>
     </w:rPr>
   </w:style>
   <w:style w:styleId="Strong" w:type="character">

--- a/templates/custom-reference.docx
+++ b/templates/custom-reference.docx
@@ -2026,7 +2026,7 @@
     <w:pPr>
       <w:keepNext/>
       <w:keepLines/>
-      <w:spacing w:after="0" w:before="480"/>
+      <w:spacing w:before="480" w:after="240"/>
       <w:outlineLvl w:val="0"/>
     </w:pPr>
     <w:rPr>
@@ -2049,7 +2049,7 @@
     <w:pPr>
       <w:keepNext/>
       <w:keepLines/>
-      <w:spacing w:after="0" w:before="200"/>
+      <w:spacing w:before="360" w:after="180"/>
       <w:outlineLvl w:val="1"/>
     </w:pPr>
     <w:rPr>
@@ -2072,7 +2072,7 @@
     <w:pPr>
       <w:keepNext/>
       <w:keepLines/>
-      <w:spacing w:after="0" w:before="200"/>
+      <w:spacing w:before="300" w:after="150"/>
       <w:outlineLvl w:val="2"/>
     </w:pPr>
     <w:rPr>
@@ -2096,7 +2096,7 @@
     <w:pPr>
       <w:keepNext/>
       <w:keepLines/>
-      <w:spacing w:after="0" w:before="200"/>
+      <w:spacing w:before="240" w:after="120"/>
       <w:outlineLvl w:val="3"/>
     </w:pPr>
     <w:rPr>
